--- a/EOI_DPD/submit/EOI_LEAD-MGS_Blueprint_Biosecurity-0731.docx
+++ b/EOI_DPD/submit/EOI_LEAD-MGS_Blueprint_Biosecurity-0731.docx
@@ -5,7 +5,7 @@
     <w:p>
       <w:pPr>
         <w:pStyle w:val="Heading1"/>
-        <w:spacing w:before="40"/>
+        <w:spacing w:before="100" w:after="100"/>
         <w:rPr>
           <w:rFonts w:ascii="Times New Roman" w:hAnsi="Times New Roman" w:cs="Times New Roman"/>
         </w:rPr>
@@ -48,14 +48,22 @@
         <w:rPr>
           <w:rFonts w:ascii="Times New Roman" w:eastAsia="Arial" w:hAnsi="Times New Roman" w:cs="Times New Roman"/>
           <w:b/>
+          <w:color w:val="FF0000"/>
         </w:rPr>
         <w:t>Technical Area:</w:t>
       </w:r>
       <w:r>
         <w:rPr>
           <w:rFonts w:ascii="Times New Roman" w:eastAsia="Arial" w:hAnsi="Times New Roman" w:cs="Times New Roman"/>
-        </w:rPr>
-        <w:t xml:space="preserve"> 3 — Modeling pathogen-agnostic biosurveillance system features such as cost, sensitivity, and optimal deployment</w:t>
+          <w:color w:val="FF0000"/>
+        </w:rPr>
+        <w:t xml:space="preserve"> 3 </w:t>
+      </w:r>
+      <w:r>
+        <w:rPr>
+          <w:rFonts w:ascii="Times New Roman" w:eastAsia="Arial" w:hAnsi="Times New Roman" w:cs="Times New Roman"/>
+        </w:rPr>
+        <w:t>— Modeling pathogen-agnostic biosurveillance system features such as cost, sensitivity, and optimal deployment</w:t>
       </w:r>
     </w:p>
     <w:p>
@@ -86,11 +94,6 @@
         </w:rPr>
         <w:t>LEAD-MGS — Lead-time Estimation and Deployment Optimisation: Sequential Detection Statistics and Calibrated Budget-to-Lead-Time Modeling for Metagenomic Biosurveillance</w:t>
       </w:r>
-      <w:r>
-        <w:rPr>
-          <w:rFonts w:ascii="Times New Roman" w:eastAsia="Arial" w:hAnsi="Times New Roman" w:cs="Times New Roman"/>
-        </w:rPr>
-      </w:r>
     </w:p>
     <w:p>
       <w:pPr>
@@ -390,7 +393,7 @@
         <w:pStyle w:val="FirstParagraph"/>
         <w:spacing w:before="0" w:after="40"/>
         <w:rPr>
-          <w:rFonts w:ascii="Times New Roman" w:eastAsia="Arial" w:hAnsi="Times New Roman" w:cs="Times New Roman"/>
+          <w:rFonts w:ascii="Times New Roman" w:hAnsi="Times New Roman" w:cs="Times New Roman"/>
         </w:rPr>
       </w:pPr>
       <w:r>
@@ -435,14 +438,13 @@
       </w:pPr>
       <w:r>
         <w:rPr>
-          <w:rFonts w:ascii="Times New Roman" w:hAnsi="Times New Roman" w:cs="Times New Roman"/>
           <w:noProof/>
         </w:rPr>
         <w:drawing>
           <wp:inline distT="0" distB="0" distL="0" distR="0">
-            <wp:extent cx="5832521" cy="916751"/>
-            <wp:effectExtent l="0" t="0" r="0" b="0"/>
-            <wp:docPr id="1" name="Picture 1"/>
+            <wp:extent cx="5384082" cy="2426102"/>
+            <wp:effectExtent l="0" t="0" r="7620" b="0"/>
+            <wp:docPr id="3" name="Picture 3"/>
             <wp:cNvGraphicFramePr>
               <a:graphicFrameLocks xmlns:a="http://schemas.openxmlformats.org/drawingml/2006/main" noChangeAspect="1"/>
             </wp:cNvGraphicFramePr>
@@ -450,11 +452,11 @@
               <a:graphicData uri="http://schemas.openxmlformats.org/drawingml/2006/picture">
                 <pic:pic xmlns:pic="http://schemas.openxmlformats.org/drawingml/2006/picture">
                   <pic:nvPicPr>
-                    <pic:cNvPr id="1" name="Aim1_Sequential_Detection_Framework.png"/>
+                    <pic:cNvPr id="3" name="LEAD-MGS -Figure-1.png"/>
                     <pic:cNvPicPr/>
                   </pic:nvPicPr>
                   <pic:blipFill>
-                    <a:blip r:embed="rId7" cstate="print">
+                    <a:blip r:embed="rId7">
                       <a:extLst>
                         <a:ext uri="{28A0092B-C50C-407E-A947-70E740481C1C}">
                           <a14:useLocalDpi xmlns:a14="http://schemas.microsoft.com/office/drawing/2010/main" val="0"/>
@@ -468,7 +470,7 @@
                   <pic:spPr>
                     <a:xfrm>
                       <a:off x="0" y="0"/>
-                      <a:ext cx="5968725" cy="938159"/>
+                      <a:ext cx="5400079" cy="2433310"/>
                     </a:xfrm>
                     <a:prstGeom prst="rect">
                       <a:avLst/>
@@ -480,6 +482,8 @@
           </wp:inline>
         </w:drawing>
       </w:r>
+      <w:bookmarkStart w:id="4" w:name="_GoBack"/>
+      <w:bookmarkEnd w:id="4"/>
     </w:p>
     <w:p>
       <w:pPr>
@@ -528,6 +532,7 @@
           <w:rFonts w:ascii="Times New Roman" w:eastAsia="Arial" w:hAnsi="Times New Roman" w:cs="Times New Roman"/>
           <w:i/>
         </w:rPr>
+        <w:lastRenderedPageBreak/>
         <w:t>Cluster construction.</w:t>
       </w:r>
       <w:r>
@@ -583,13 +588,11 @@
           <w:szCs w:val="18"/>
         </w:rPr>
       </w:pPr>
-      <w:bookmarkStart w:id="4" w:name="_GoBack"/>
       <w:r>
         <w:rPr>
           <w:rFonts w:ascii="Times New Roman" w:hAnsi="Times New Roman" w:cs="Times New Roman"/>
           <w:noProof/>
         </w:rPr>
-        <w:lastRenderedPageBreak/>
         <w:drawing>
           <wp:inline distT="0" distB="0" distL="0" distR="0">
             <wp:extent cx="2960179" cy="1492250"/>
@@ -632,7 +635,6 @@
           </wp:inline>
         </w:drawing>
       </w:r>
-      <w:bookmarkEnd w:id="4"/>
     </w:p>
     <w:p>
       <w:pPr>
@@ -941,6 +943,7 @@
         <w:rPr>
           <w:rFonts w:ascii="Times New Roman" w:eastAsia="Arial" w:hAnsi="Times New Roman" w:cs="Times New Roman"/>
         </w:rPr>
+        <w:lastRenderedPageBreak/>
         <w:t>Integrating NWSS site metadata, census demographics, LODES commuting flows, Hartsfield–Jackson passenger volumes (the world’s busiest hub and a CDC TGS site), and hospital referral networks, we formulate joint maximum-coverage siting and pooling optimization for Georgia and the Southeast — a framework any state can re-parameterize.</w:t>
       </w:r>
     </w:p>
@@ -1062,7 +1065,6 @@
           <w:rFonts w:ascii="Times New Roman" w:hAnsi="Times New Roman" w:cs="Times New Roman"/>
           <w:color w:val="000000"/>
         </w:rPr>
-        <w:lastRenderedPageBreak/>
         <w:t>4. Speed of Execution and Risk Posture</w:t>
       </w:r>
       <w:bookmarkEnd w:id="8"/>
@@ -1743,6 +1745,7 @@
           <w:rFonts w:ascii="Times New Roman" w:hAnsi="Times New Roman" w:cs="Times New Roman"/>
           <w:color w:val="000000"/>
         </w:rPr>
+        <w:lastRenderedPageBreak/>
         <w:t>7. Risks and Mitigations</w:t>
       </w:r>
     </w:p>
@@ -2115,6 +2118,7 @@
       </w:r>
     </w:p>
     <w:sectPr>
+      <w:footerReference w:type="default" r:id="rId9"/>
       <w:pgSz w:w="12240" w:h="15840"/>
       <w:pgMar w:top="1008" w:right="1008" w:bottom="1008" w:left="1008" w:header="720" w:footer="720" w:gutter="0"/>
       <w:cols w:space="720"/>
@@ -2146,6 +2150,59 @@
     </w:p>
   </w:endnote>
 </w:endnotes>
+</file>
+
+<file path=word/footer1.xml><?xml version="1.0" encoding="utf-8"?>
+<w:ftr xmlns:wpc="http://schemas.microsoft.com/office/word/2010/wordprocessingCanvas" xmlns:cx="http://schemas.microsoft.com/office/drawing/2014/chartex" xmlns:cx1="http://schemas.microsoft.com/office/drawing/2015/9/8/chartex" xmlns:cx2="http://schemas.microsoft.com/office/drawing/2015/10/21/chartex" xmlns:cx3="http://schemas.microsoft.com/office/drawing/2016/5/9/chartex" xmlns:cx4="http://schemas.microsoft.com/office/drawing/2016/5/10/chartex" xmlns:cx5="http://schemas.microsoft.com/office/drawing/2016/5/11/chartex" xmlns:cx6="http://schemas.microsoft.com/office/drawing/2016/5/12/chartex" xmlns:cx7="http://schemas.microsoft.com/office/drawing/2016/5/13/chartex" xmlns:cx8="http://schemas.microsoft.com/office/drawing/2016/5/14/chartex" xmlns:mc="http://schemas.openxmlformats.org/markup-compatibility/2006" xmlns:aink="http://schemas.microsoft.com/office/drawing/2016/ink" xmlns:am3d="http://schemas.microsoft.com/office/drawing/2017/model3d" xmlns:o="urn:schemas-microsoft-com:office:office" xmlns:r="http://schemas.openxmlformats.org/officeDocument/2006/relationships" xmlns:m="http://schemas.openxmlformats.org/officeDocument/2006/math" xmlns:v="urn:schemas-microsoft-com:vml" xmlns:wp14="http://schemas.microsoft.com/office/word/2010/wordprocessingDrawing" xmlns:wp="http://schemas.openxmlformats.org/drawingml/2006/wordprocessingDrawing" xmlns:w10="urn:schemas-microsoft-com:office:word" xmlns:w="http://schemas.openxmlformats.org/wordprocessingml/2006/main" xmlns:w14="http://schemas.microsoft.com/office/word/2010/wordml" xmlns:w15="http://schemas.microsoft.com/office/word/2012/wordml" xmlns:w16cid="http://schemas.microsoft.com/office/word/2016/wordml/cid" xmlns:w16se="http://schemas.microsoft.com/office/word/2015/wordml/symex" xmlns:wpg="http://schemas.microsoft.com/office/word/2010/wordprocessingGroup" xmlns:wpi="http://schemas.microsoft.com/office/word/2010/wordprocessingInk" xmlns:wne="http://schemas.microsoft.com/office/word/2006/wordml" xmlns:wps="http://schemas.microsoft.com/office/word/2010/wordprocessingShape" mc:Ignorable="w14 w15 w16se w16cid wp14">
+  <w:sdt>
+    <w:sdtPr>
+      <w:id w:val="-1201943015"/>
+      <w:docPartObj>
+        <w:docPartGallery w:val="Page Numbers (Bottom of Page)"/>
+        <w:docPartUnique/>
+      </w:docPartObj>
+    </w:sdtPr>
+    <w:sdtEndPr>
+      <w:rPr>
+        <w:noProof/>
+      </w:rPr>
+    </w:sdtEndPr>
+    <w:sdtContent>
+      <w:p>
+        <w:pPr>
+          <w:pStyle w:val="Footer"/>
+          <w:jc w:val="center"/>
+        </w:pPr>
+        <w:r>
+          <w:fldChar w:fldCharType="begin"/>
+        </w:r>
+        <w:r>
+          <w:instrText xml:space="preserve"> PAGE   \* MERGEFORMAT </w:instrText>
+        </w:r>
+        <w:r>
+          <w:fldChar w:fldCharType="separate"/>
+        </w:r>
+        <w:r>
+          <w:rPr>
+            <w:noProof/>
+          </w:rPr>
+          <w:t>2</w:t>
+        </w:r>
+        <w:r>
+          <w:rPr>
+            <w:noProof/>
+          </w:rPr>
+          <w:fldChar w:fldCharType="end"/>
+        </w:r>
+      </w:p>
+    </w:sdtContent>
+  </w:sdt>
+  <w:p>
+    <w:pPr>
+      <w:pStyle w:val="Footer"/>
+    </w:pPr>
+  </w:p>
+</w:ftr>
 </file>
 
 <file path=word/footnotes.xml><?xml version="1.0" encoding="utf-8"?>
@@ -2318,7 +2375,7 @@
     <w:lsdException w:name="footnote text" w:semiHidden="1" w:unhideWhenUsed="1"/>
     <w:lsdException w:name="annotation text" w:semiHidden="1" w:unhideWhenUsed="1"/>
     <w:lsdException w:name="header" w:semiHidden="1" w:unhideWhenUsed="1"/>
-    <w:lsdException w:name="footer" w:semiHidden="1" w:unhideWhenUsed="1"/>
+    <w:lsdException w:name="footer" w:semiHidden="1" w:uiPriority="99" w:unhideWhenUsed="1"/>
     <w:lsdException w:name="index heading" w:semiHidden="1" w:unhideWhenUsed="1"/>
     <w:lsdException w:name="caption" w:semiHidden="1" w:unhideWhenUsed="1"/>
     <w:lsdException w:name="table of figures" w:semiHidden="1" w:unhideWhenUsed="1"/>
@@ -3383,6 +3440,56 @@
       <w:bCs/>
     </w:rPr>
   </w:style>
+  <w:style w:type="paragraph" w:styleId="Header">
+    <w:name w:val="header"/>
+    <w:basedOn w:val="Normal"/>
+    <w:link w:val="HeaderChar"/>
+    <w:unhideWhenUsed/>
+    <w:rsid w:val="00905BA6"/>
+    <w:pPr>
+      <w:tabs>
+        <w:tab w:val="center" w:pos="4680"/>
+        <w:tab w:val="right" w:pos="9360"/>
+      </w:tabs>
+      <w:spacing w:after="0"/>
+    </w:pPr>
+  </w:style>
+  <w:style w:type="character" w:customStyle="1" w:styleId="HeaderChar">
+    <w:name w:val="Header Char"/>
+    <w:basedOn w:val="DefaultParagraphFont"/>
+    <w:link w:val="Header"/>
+    <w:rsid w:val="00905BA6"/>
+    <w:rPr>
+      <w:rFonts w:ascii="Arial" w:hAnsi="Arial"/>
+      <w:sz w:val="19"/>
+    </w:rPr>
+  </w:style>
+  <w:style w:type="paragraph" w:styleId="Footer">
+    <w:name w:val="footer"/>
+    <w:basedOn w:val="Normal"/>
+    <w:link w:val="FooterChar"/>
+    <w:uiPriority w:val="99"/>
+    <w:unhideWhenUsed/>
+    <w:rsid w:val="00905BA6"/>
+    <w:pPr>
+      <w:tabs>
+        <w:tab w:val="center" w:pos="4680"/>
+        <w:tab w:val="right" w:pos="9360"/>
+      </w:tabs>
+      <w:spacing w:after="0"/>
+    </w:pPr>
+  </w:style>
+  <w:style w:type="character" w:customStyle="1" w:styleId="FooterChar">
+    <w:name w:val="Footer Char"/>
+    <w:basedOn w:val="DefaultParagraphFont"/>
+    <w:link w:val="Footer"/>
+    <w:uiPriority w:val="99"/>
+    <w:rsid w:val="00905BA6"/>
+    <w:rPr>
+      <w:rFonts w:ascii="Arial" w:hAnsi="Arial"/>
+      <w:sz w:val="19"/>
+    </w:rPr>
+  </w:style>
 </w:styles>
 </file>
 
